--- a/public/forms/PRI_Research Fellow Application Form_CN-TW.docx
+++ b/public/forms/PRI_Research Fellow Application Form_CN-TW.docx
@@ -6,7 +6,7 @@
       <w:r>
         <w:drawing>
           <wp:inline xmlns:a="http://schemas.openxmlformats.org/drawingml/2006/main" xmlns:pic="http://schemas.openxmlformats.org/drawingml/2006/picture">
-            <wp:extent cx="1296000" cy="626247"/>
+            <wp:extent cx="1296000" cy="627392"/>
             <wp:docPr id="1" name="Picture 1"/>
             <wp:cNvGraphicFramePr>
               <a:graphicFrameLocks noChangeAspect="1"/>
@@ -27,7 +27,7 @@
                   <pic:spPr>
                     <a:xfrm>
                       <a:off x="0" y="0"/>
-                      <a:ext cx="1296000" cy="626247"/>
+                      <a:ext cx="1296000" cy="627392"/>
                     </a:xfrm>
                     <a:prstGeom prst="rect"/>
                   </pic:spPr>
@@ -3325,7 +3325,7 @@
                 <w:color w:val="5C6368"/>
                 <w:sz w:val="20"/>
               </w:rPr>
-              <w:t>☐  國際關係與區域研究</w:t>
+              <w:t>☐  健康與醫學研究</w:t>
             </w:r>
           </w:p>
         </w:tc>
@@ -3349,7 +3349,7 @@
                 <w:color w:val="5C6368"/>
                 <w:sz w:val="20"/>
               </w:rPr>
-              <w:t>☐  數位治理與平台治理</w:t>
+              <w:t>☐  國際關係與區域研究</w:t>
             </w:r>
           </w:p>
         </w:tc>
@@ -3375,7 +3375,7 @@
                 <w:color w:val="5C6368"/>
                 <w:sz w:val="20"/>
               </w:rPr>
-              <w:t>☐  青年議題與社會發展</w:t>
+              <w:t>☐  數位治理與平台治理</w:t>
             </w:r>
           </w:p>
         </w:tc>
@@ -3399,8 +3399,50 @@
                 <w:color w:val="5C6368"/>
                 <w:sz w:val="20"/>
               </w:rPr>
+              <w:t>☐  青年議題與社會發展</w:t>
+            </w:r>
+          </w:p>
+        </w:tc>
+      </w:tr>
+      <w:tr>
+        <w:tc>
+          <w:tcPr>
+            <w:tcW w:type="dxa" w:w="4536"/>
+            <w:tcBorders>
+              <w:top w:val="nil"/>
+              <w:left w:val="nil"/>
+              <w:bottom w:val="nil"/>
+              <w:right w:val="nil"/>
+            </w:tcBorders>
+          </w:tcPr>
+          <w:p>
+            <w:pPr>
+              <w:spacing w:after="120"/>
+            </w:pPr>
+            <w:r>
+              <w:rPr>
+                <w:rFonts w:ascii="Calibri" w:hAnsi="Calibri" w:eastAsia="Microsoft JhengHei"/>
+                <w:color w:val="5C6368"/>
+                <w:sz w:val="20"/>
+              </w:rPr>
               <w:t>☐  其他</w:t>
             </w:r>
+          </w:p>
+        </w:tc>
+        <w:tc>
+          <w:tcPr>
+            <w:tcW w:type="dxa" w:w="4536"/>
+            <w:tcBorders>
+              <w:top w:val="nil"/>
+              <w:left w:val="nil"/>
+              <w:bottom w:val="nil"/>
+              <w:right w:val="nil"/>
+            </w:tcBorders>
+          </w:tcPr>
+          <w:p>
+            <w:pPr>
+              <w:spacing w:after="120"/>
+            </w:pPr>
           </w:p>
         </w:tc>
       </w:tr>
@@ -8461,8 +8503,50 @@
                 <w:color w:val="5C6368"/>
                 <w:sz w:val="20"/>
               </w:rPr>
+              <w:t>☐  健康與醫學研究</w:t>
+            </w:r>
+          </w:p>
+        </w:tc>
+      </w:tr>
+      <w:tr>
+        <w:tc>
+          <w:tcPr>
+            <w:tcW w:type="dxa" w:w="4536"/>
+            <w:tcBorders>
+              <w:top w:val="nil"/>
+              <w:left w:val="nil"/>
+              <w:bottom w:val="nil"/>
+              <w:right w:val="nil"/>
+            </w:tcBorders>
+          </w:tcPr>
+          <w:p>
+            <w:pPr>
+              <w:spacing w:after="120"/>
+            </w:pPr>
+            <w:r>
+              <w:rPr>
+                <w:rFonts w:ascii="Calibri" w:hAnsi="Calibri" w:eastAsia="Microsoft JhengHei"/>
+                <w:color w:val="5C6368"/>
+                <w:sz w:val="20"/>
+              </w:rPr>
               <w:t>☐  暫不指定</w:t>
             </w:r>
+          </w:p>
+        </w:tc>
+        <w:tc>
+          <w:tcPr>
+            <w:tcW w:type="dxa" w:w="4536"/>
+            <w:tcBorders>
+              <w:top w:val="nil"/>
+              <w:left w:val="nil"/>
+              <w:bottom w:val="nil"/>
+              <w:right w:val="nil"/>
+            </w:tcBorders>
+          </w:tcPr>
+          <w:p>
+            <w:pPr>
+              <w:spacing w:after="120"/>
+            </w:pPr>
           </w:p>
         </w:tc>
       </w:tr>
@@ -8815,7 +8899,7 @@
             <w:r>
               <w:drawing>
                 <wp:inline xmlns:a="http://schemas.openxmlformats.org/drawingml/2006/main" xmlns:pic="http://schemas.openxmlformats.org/drawingml/2006/picture">
-                  <wp:extent cx="936000" cy="176932"/>
+                  <wp:extent cx="936000" cy="177412"/>
                   <wp:docPr id="2" name="Picture 2"/>
                   <wp:cNvGraphicFramePr>
                     <a:graphicFrameLocks noChangeAspect="1"/>
@@ -8836,7 +8920,7 @@
                         <pic:spPr>
                           <a:xfrm>
                             <a:off x="0" y="0"/>
-                            <a:ext cx="936000" cy="176932"/>
+                            <a:ext cx="936000" cy="177412"/>
                           </a:xfrm>
                           <a:prstGeom prst="rect"/>
                         </pic:spPr>
@@ -8991,7 +9075,7 @@
           <w:r>
             <w:drawing>
               <wp:inline xmlns:a="http://schemas.openxmlformats.org/drawingml/2006/main" xmlns:pic="http://schemas.openxmlformats.org/drawingml/2006/picture">
-                <wp:extent cx="1224000" cy="231373"/>
+                <wp:extent cx="1224000" cy="232000"/>
                 <wp:docPr id="1" name="Picture 1"/>
                 <wp:cNvGraphicFramePr>
                   <a:graphicFrameLocks noChangeAspect="1"/>
@@ -9012,7 +9096,7 @@
                       <pic:spPr>
                         <a:xfrm>
                           <a:off x="0" y="0"/>
-                          <a:ext cx="1224000" cy="231373"/>
+                          <a:ext cx="1224000" cy="232000"/>
                         </a:xfrm>
                         <a:prstGeom prst="rect"/>
                       </pic:spPr>
